--- a/benchmark/fsd/sonarr/sonarr-fsd.docx
+++ b/benchmark/fsd/sonarr/sonarr-fsd.docx
@@ -12,7 +12,7 @@
     </w:p>
     <w:p>
       <w:r>
-        <w:t xml:space="preserve">This document describes the screens of Sonarr, a TV series manager, as agreed with the client. It covers the library, the calendar, activity, wanted episodes, settings and backups.</w:t>
+        <w:t xml:space="preserve">This document describes the screens of Sonarr, a TV series manager, as agreed with the client. It covers the library, the calendar, activity, wanted episodes, settings and the system screens.</w:t>
       </w:r>
     </w:p>
     <w:p>
@@ -197,7 +197,7 @@
                     <pic:cNvPicPr/>
                   </pic:nvPicPr>
                   <pic:blipFill>
-                    <a:blip xmlns:r="http://schemas.openxmlformats.org/officeDocument/2006/relationships" r:embed="Rdf022efe8301467f"/>
+                    <a:blip xmlns:r="http://schemas.openxmlformats.org/officeDocument/2006/relationships" r:embed="R199eb158bd65490f"/>
                     <a:stretch>
                       <a:fillRect/>
                     </a:stretch>
